--- a/lessons/5-10-catchup/homework.docx
+++ b/lessons/5-10-catchup/homework.docx
@@ -115,7 +115,7 @@
           <wp:inline distT="0" distB="0" distL="0" distR="0">
             <wp:extent cx="1047750" cy="790575"/>
             <wp:effectExtent t="0" r="0" b="0" l="0"/>
-            <wp:docPr id="1" name="" descr="" title=""/>
+            <wp:docPr id="1" name="Composite Figure" descr="Picture illustrating the vocabulary word &quot;Composite Figure&quot;" title="Composite Figure"/>
             <wp:cNvGraphicFramePr>
               <a:graphicFrameLocks xmlns:a="http://schemas.openxmlformats.org/drawingml/2006/main" noChangeAspect="1"/>
             </wp:cNvGraphicFramePr>
@@ -161,10 +161,10 @@
           <w:b/>
           <w:bCs/>
         </w:rPr>
-        <w:t xml:space="preserve">Area of Composite Figures (Área de figuras compuestas)</w:t>
-      </w:r>
-      <w:r>
-        <w:t xml:space="preserve"> — The total space inside a figure made of basic shapes. Formula: A = A₁ + A₂ — add the parts (or subtract a missing piece).</w:t>
+        <w:t xml:space="preserve">Composite Figure (Figura compuesta)</w:t>
+      </w:r>
+      <w:r>
+        <w:t xml:space="preserve"> — A shape made by putting two or more simple shapes together.</w:t>
       </w:r>
     </w:p>
     <w:p>
@@ -178,7 +178,7 @@
           <wp:inline distT="0" distB="0" distL="0" distR="0">
             <wp:extent cx="1047750" cy="790575"/>
             <wp:effectExtent t="0" r="0" b="0" l="0"/>
-            <wp:docPr id="1" name="" descr="" title=""/>
+            <wp:docPr id="1" name="Decompose" descr="Picture illustrating the vocabulary word &quot;Decompose&quot;" title="Decompose"/>
             <wp:cNvGraphicFramePr>
               <a:graphicFrameLocks xmlns:a="http://schemas.openxmlformats.org/drawingml/2006/main" noChangeAspect="1"/>
             </wp:cNvGraphicFramePr>
@@ -224,10 +224,10 @@
           <w:b/>
           <w:bCs/>
         </w:rPr>
-        <w:t xml:space="preserve">Composite Figure (Figura compuesta)</w:t>
-      </w:r>
-      <w:r>
-        <w:t xml:space="preserve"> — A shape made by putting two or more simple shapes together.</w:t>
+        <w:t xml:space="preserve">Decompose (Descomponer)</w:t>
+      </w:r>
+      <w:r>
+        <w:t xml:space="preserve"> — To break a shape into smaller, simpler shapes.</w:t>
       </w:r>
     </w:p>
     <w:p>
@@ -241,7 +241,7 @@
           <wp:inline distT="0" distB="0" distL="0" distR="0">
             <wp:extent cx="1047750" cy="790575"/>
             <wp:effectExtent t="0" r="0" b="0" l="0"/>
-            <wp:docPr id="1" name="" descr="" title=""/>
+            <wp:docPr id="1" name="Add" descr="Picture illustrating the vocabulary word &quot;Add&quot;" title="Add"/>
             <wp:cNvGraphicFramePr>
               <a:graphicFrameLocks xmlns:a="http://schemas.openxmlformats.org/drawingml/2006/main" noChangeAspect="1"/>
             </wp:cNvGraphicFramePr>
@@ -287,10 +287,10 @@
           <w:b/>
           <w:bCs/>
         </w:rPr>
-        <w:t xml:space="preserve">Decompose (Descomponer)</w:t>
-      </w:r>
-      <w:r>
-        <w:t xml:space="preserve"> — To break a shape into smaller, simpler shapes.</w:t>
+        <w:t xml:space="preserve">Add (Sumar)</w:t>
+      </w:r>
+      <w:r>
+        <w:t xml:space="preserve"> — Add up the areas of the smaller shapes to get the total.</w:t>
       </w:r>
     </w:p>
     <w:p>
@@ -304,7 +304,7 @@
           <wp:inline distT="0" distB="0" distL="0" distR="0">
             <wp:extent cx="1047750" cy="790575"/>
             <wp:effectExtent t="0" r="0" b="0" l="0"/>
-            <wp:docPr id="1" name="" descr="" title=""/>
+            <wp:docPr id="1" name="Subtract" descr="Picture illustrating the vocabulary word &quot;Subtract&quot;" title="Subtract"/>
             <wp:cNvGraphicFramePr>
               <a:graphicFrameLocks xmlns:a="http://schemas.openxmlformats.org/drawingml/2006/main" noChangeAspect="1"/>
             </wp:cNvGraphicFramePr>
@@ -350,10 +350,10 @@
           <w:b/>
           <w:bCs/>
         </w:rPr>
-        <w:t xml:space="preserve">Add (Sumar)</w:t>
-      </w:r>
-      <w:r>
-        <w:t xml:space="preserve"> — Add up the areas of the smaller shapes to get the total.</w:t>
+        <w:t xml:space="preserve">Subtract (Restar)</w:t>
+      </w:r>
+      <w:r>
+        <w:t xml:space="preserve"> — Take away the area of a missing piece from a bigger shape.</w:t>
       </w:r>
     </w:p>
     <w:p>
@@ -367,7 +367,7 @@
           <wp:inline distT="0" distB="0" distL="0" distR="0">
             <wp:extent cx="1047750" cy="790575"/>
             <wp:effectExtent t="0" r="0" b="0" l="0"/>
-            <wp:docPr id="1" name="" descr="" title=""/>
+            <wp:docPr id="1" name="Formula" descr="Picture illustrating the vocabulary word &quot;Formula&quot;" title="Formula"/>
             <wp:cNvGraphicFramePr>
               <a:graphicFrameLocks xmlns:a="http://schemas.openxmlformats.org/drawingml/2006/main" noChangeAspect="1"/>
             </wp:cNvGraphicFramePr>
@@ -413,10 +413,10 @@
           <w:b/>
           <w:bCs/>
         </w:rPr>
-        <w:t xml:space="preserve">Subtract (Restar)</w:t>
-      </w:r>
-      <w:r>
-        <w:t xml:space="preserve"> — Take away the area of a missing piece from a bigger shape.</w:t>
+        <w:t xml:space="preserve">Formula (Fórmula)</w:t>
+      </w:r>
+      <w:r>
+        <w:t xml:space="preserve"> — A math rule written with symbols.</w:t>
       </w:r>
     </w:p>
     <w:p>
@@ -430,7 +430,7 @@
           <wp:inline distT="0" distB="0" distL="0" distR="0">
             <wp:extent cx="1047750" cy="790575"/>
             <wp:effectExtent t="0" r="0" b="0" l="0"/>
-            <wp:docPr id="1" name="" descr="" title=""/>
+            <wp:docPr id="1" name="Volume" descr="Picture illustrating the vocabulary word &quot;Volume&quot;" title="Volume"/>
             <wp:cNvGraphicFramePr>
               <a:graphicFrameLocks xmlns:a="http://schemas.openxmlformats.org/drawingml/2006/main" noChangeAspect="1"/>
             </wp:cNvGraphicFramePr>
@@ -476,10 +476,10 @@
           <w:b/>
           <w:bCs/>
         </w:rPr>
-        <w:t xml:space="preserve">Formula (Fórmula)</w:t>
-      </w:r>
-      <w:r>
-        <w:t xml:space="preserve"> — A math rule written with symbols.</w:t>
+        <w:t xml:space="preserve">Volume (Volumen)</w:t>
+      </w:r>
+      <w:r>
+        <w:t xml:space="preserve"> — How much space is inside a solid shape.</w:t>
       </w:r>
     </w:p>
     <w:p>
@@ -493,7 +493,7 @@
           <wp:inline distT="0" distB="0" distL="0" distR="0">
             <wp:extent cx="1047750" cy="790575"/>
             <wp:effectExtent t="0" r="0" b="0" l="0"/>
-            <wp:docPr id="1" name="" descr="" title=""/>
+            <wp:docPr id="1" name="Surface area" descr="Picture illustrating the vocabulary word &quot;Surface area&quot;" title="Surface area"/>
             <wp:cNvGraphicFramePr>
               <a:graphicFrameLocks xmlns:a="http://schemas.openxmlformats.org/drawingml/2006/main" noChangeAspect="1"/>
             </wp:cNvGraphicFramePr>
@@ -539,10 +539,10 @@
           <w:b/>
           <w:bCs/>
         </w:rPr>
-        <w:t xml:space="preserve">Volume with Whole-Number Edges (Volumen con aristas de números enteros)</w:t>
-      </w:r>
-      <w:r>
-        <w:t xml:space="preserve"> — The number of unit cubes inside a rectangular prism. Formula: V = l × w × h.</w:t>
+        <w:t xml:space="preserve">Surface area (Área de superficie)</w:t>
+      </w:r>
+      <w:r>
+        <w:t xml:space="preserve"> — The total area of all the flat sides of a solid.</w:t>
       </w:r>
     </w:p>
     <w:p>
@@ -556,7 +556,7 @@
           <wp:inline distT="0" distB="0" distL="0" distR="0">
             <wp:extent cx="1047750" cy="790575"/>
             <wp:effectExtent t="0" r="0" b="0" l="0"/>
-            <wp:docPr id="1" name="" descr="" title=""/>
+            <wp:docPr id="1" name="Pyramid" descr="Picture illustrating the vocabulary word &quot;Pyramid&quot;" title="Pyramid"/>
             <wp:cNvGraphicFramePr>
               <a:graphicFrameLocks xmlns:a="http://schemas.openxmlformats.org/drawingml/2006/main" noChangeAspect="1"/>
             </wp:cNvGraphicFramePr>
@@ -602,10 +602,10 @@
           <w:b/>
           <w:bCs/>
         </w:rPr>
-        <w:t xml:space="preserve">Volume (Volumen)</w:t>
-      </w:r>
-      <w:r>
-        <w:t xml:space="preserve"> — How much space is inside a solid shape.</w:t>
+        <w:t xml:space="preserve">Pyramid (Pirámide)</w:t>
+      </w:r>
+      <w:r>
+        <w:t xml:space="preserve"> — A solid with a flat bottom and triangle sides that meet at one point on top.</w:t>
       </w:r>
     </w:p>
     <w:p>
@@ -619,7 +619,7 @@
           <wp:inline distT="0" distB="0" distL="0" distR="0">
             <wp:extent cx="1047750" cy="790575"/>
             <wp:effectExtent t="0" r="0" b="0" l="0"/>
-            <wp:docPr id="1" name="" descr="" title=""/>
+            <wp:docPr id="1" name="Regular Polygon" descr="Picture illustrating the vocabulary word &quot;Regular Polygon&quot;" title="Regular Polygon"/>
             <wp:cNvGraphicFramePr>
               <a:graphicFrameLocks xmlns:a="http://schemas.openxmlformats.org/drawingml/2006/main" noChangeAspect="1"/>
             </wp:cNvGraphicFramePr>
@@ -665,447 +665,6 @@
           <w:b/>
           <w:bCs/>
         </w:rPr>
-        <w:t xml:space="preserve">Surface Area Using Nets (Área de superficie usando redes)</w:t>
-      </w:r>
-      <w:r>
-        <w:t xml:space="preserve"> — The total area of all the faces of a solid. A net unfolds the solid flat so you can see every face and add their areas.</w:t>
-      </w:r>
-    </w:p>
-    <w:p>
-      <w:pPr>
-        <w:keepNext/>
-        <w:spacing w:after="20" w:before="80"/>
-        <w:jc w:val="center"/>
-      </w:pPr>
-      <w:r>
-        <w:drawing>
-          <wp:inline distT="0" distB="0" distL="0" distR="0">
-            <wp:extent cx="1047750" cy="790575"/>
-            <wp:effectExtent t="0" r="0" b="0" l="0"/>
-            <wp:docPr id="1" name="" descr="" title=""/>
-            <wp:cNvGraphicFramePr>
-              <a:graphicFrameLocks xmlns:a="http://schemas.openxmlformats.org/drawingml/2006/main" noChangeAspect="1"/>
-            </wp:cNvGraphicFramePr>
-            <a:graphic xmlns:a="http://schemas.openxmlformats.org/drawingml/2006/main">
-              <a:graphicData uri="http://schemas.openxmlformats.org/drawingml/2006/picture">
-                <pic:pic xmlns:pic="http://schemas.openxmlformats.org/drawingml/2006/picture">
-                  <pic:nvPicPr>
-                    <pic:cNvPr id="0" name="" descr=""/>
-                    <pic:cNvPicPr>
-                      <a:picLocks noChangeAspect="1" noChangeArrowheads="1"/>
-                    </pic:cNvPicPr>
-                  </pic:nvPicPr>
-                  <pic:blipFill>
-                    <a:blip r:embed="rId15" cstate="none"/>
-                    <a:srcRect/>
-                    <a:stretch>
-                      <a:fillRect/>
-                    </a:stretch>
-                  </pic:blipFill>
-                  <pic:spPr bwMode="auto">
-                    <a:xfrm>
-                      <a:off x="0" y="0"/>
-                      <a:ext cx="1047750" cy="790575"/>
-                    </a:xfrm>
-                    <a:prstGeom prst="rect">
-                      <a:avLst/>
-                    </a:prstGeom>
-                  </pic:spPr>
-                </pic:pic>
-              </a:graphicData>
-            </a:graphic>
-          </wp:inline>
-        </w:drawing>
-      </w:r>
-    </w:p>
-    <w:p>
-      <w:pPr>
-        <w:keepNext/>
-        <w:spacing w:after="120"/>
-      </w:pPr>
-      <w:r>
-        <w:rPr>
-          <w:b/>
-          <w:bCs/>
-        </w:rPr>
-        <w:t xml:space="preserve">Surface Area of Prisms (Área de superficie de prismas)</w:t>
-      </w:r>
-      <w:r>
-        <w:t xml:space="preserve"> — The total area of all bases and lateral faces of a prism. Formula: SA = 2B + lateral area.</w:t>
-      </w:r>
-    </w:p>
-    <w:p>
-      <w:pPr>
-        <w:keepNext/>
-        <w:spacing w:after="20" w:before="80"/>
-        <w:jc w:val="center"/>
-      </w:pPr>
-      <w:r>
-        <w:drawing>
-          <wp:inline distT="0" distB="0" distL="0" distR="0">
-            <wp:extent cx="1047750" cy="790575"/>
-            <wp:effectExtent t="0" r="0" b="0" l="0"/>
-            <wp:docPr id="1" name="" descr="" title=""/>
-            <wp:cNvGraphicFramePr>
-              <a:graphicFrameLocks xmlns:a="http://schemas.openxmlformats.org/drawingml/2006/main" noChangeAspect="1"/>
-            </wp:cNvGraphicFramePr>
-            <a:graphic xmlns:a="http://schemas.openxmlformats.org/drawingml/2006/main">
-              <a:graphicData uri="http://schemas.openxmlformats.org/drawingml/2006/picture">
-                <pic:pic xmlns:pic="http://schemas.openxmlformats.org/drawingml/2006/picture">
-                  <pic:nvPicPr>
-                    <pic:cNvPr id="0" name="" descr=""/>
-                    <pic:cNvPicPr>
-                      <a:picLocks noChangeAspect="1" noChangeArrowheads="1"/>
-                    </pic:cNvPicPr>
-                  </pic:nvPicPr>
-                  <pic:blipFill>
-                    <a:blip r:embed="rId16" cstate="none"/>
-                    <a:srcRect/>
-                    <a:stretch>
-                      <a:fillRect/>
-                    </a:stretch>
-                  </pic:blipFill>
-                  <pic:spPr bwMode="auto">
-                    <a:xfrm>
-                      <a:off x="0" y="0"/>
-                      <a:ext cx="1047750" cy="790575"/>
-                    </a:xfrm>
-                    <a:prstGeom prst="rect">
-                      <a:avLst/>
-                    </a:prstGeom>
-                  </pic:spPr>
-                </pic:pic>
-              </a:graphicData>
-            </a:graphic>
-          </wp:inline>
-        </w:drawing>
-      </w:r>
-    </w:p>
-    <w:p>
-      <w:pPr>
-        <w:keepNext/>
-        <w:spacing w:after="120"/>
-      </w:pPr>
-      <w:r>
-        <w:rPr>
-          <w:b/>
-          <w:bCs/>
-        </w:rPr>
-        <w:t xml:space="preserve">Surface Area of Pyramids (Área de superficie de pirámides)</w:t>
-      </w:r>
-      <w:r>
-        <w:t xml:space="preserve"> — The total area of a pyramid's base and triangular faces. Formula: SA = B + lateral area.</w:t>
-      </w:r>
-    </w:p>
-    <w:p>
-      <w:pPr>
-        <w:keepNext/>
-        <w:spacing w:after="20" w:before="80"/>
-        <w:jc w:val="center"/>
-      </w:pPr>
-      <w:r>
-        <w:drawing>
-          <wp:inline distT="0" distB="0" distL="0" distR="0">
-            <wp:extent cx="1047750" cy="790575"/>
-            <wp:effectExtent t="0" r="0" b="0" l="0"/>
-            <wp:docPr id="1" name="" descr="" title=""/>
-            <wp:cNvGraphicFramePr>
-              <a:graphicFrameLocks xmlns:a="http://schemas.openxmlformats.org/drawingml/2006/main" noChangeAspect="1"/>
-            </wp:cNvGraphicFramePr>
-            <a:graphic xmlns:a="http://schemas.openxmlformats.org/drawingml/2006/main">
-              <a:graphicData uri="http://schemas.openxmlformats.org/drawingml/2006/picture">
-                <pic:pic xmlns:pic="http://schemas.openxmlformats.org/drawingml/2006/picture">
-                  <pic:nvPicPr>
-                    <pic:cNvPr id="0" name="" descr=""/>
-                    <pic:cNvPicPr>
-                      <a:picLocks noChangeAspect="1" noChangeArrowheads="1"/>
-                    </pic:cNvPicPr>
-                  </pic:nvPicPr>
-                  <pic:blipFill>
-                    <a:blip r:embed="rId17" cstate="none"/>
-                    <a:srcRect/>
-                    <a:stretch>
-                      <a:fillRect/>
-                    </a:stretch>
-                  </pic:blipFill>
-                  <pic:spPr bwMode="auto">
-                    <a:xfrm>
-                      <a:off x="0" y="0"/>
-                      <a:ext cx="1047750" cy="790575"/>
-                    </a:xfrm>
-                    <a:prstGeom prst="rect">
-                      <a:avLst/>
-                    </a:prstGeom>
-                  </pic:spPr>
-                </pic:pic>
-              </a:graphicData>
-            </a:graphic>
-          </wp:inline>
-        </w:drawing>
-      </w:r>
-    </w:p>
-    <w:p>
-      <w:pPr>
-        <w:keepNext/>
-        <w:spacing w:after="120"/>
-      </w:pPr>
-      <w:r>
-        <w:rPr>
-          <w:b/>
-          <w:bCs/>
-        </w:rPr>
-        <w:t xml:space="preserve">Area of Regular Polygons (Área de polígonos regulares)</w:t>
-      </w:r>
-      <w:r>
-        <w:t xml:space="preserve"> — The space a regular polygon covers. Split it from the center into identical triangles, find one triangle's area, then multiply by how many there are.</w:t>
-      </w:r>
-    </w:p>
-    <w:p>
-      <w:pPr>
-        <w:keepNext/>
-        <w:spacing w:after="20" w:before="80"/>
-        <w:jc w:val="center"/>
-      </w:pPr>
-      <w:r>
-        <w:drawing>
-          <wp:inline distT="0" distB="0" distL="0" distR="0">
-            <wp:extent cx="1047750" cy="790575"/>
-            <wp:effectExtent t="0" r="0" b="0" l="0"/>
-            <wp:docPr id="1" name="" descr="" title=""/>
-            <wp:cNvGraphicFramePr>
-              <a:graphicFrameLocks xmlns:a="http://schemas.openxmlformats.org/drawingml/2006/main" noChangeAspect="1"/>
-            </wp:cNvGraphicFramePr>
-            <a:graphic xmlns:a="http://schemas.openxmlformats.org/drawingml/2006/main">
-              <a:graphicData uri="http://schemas.openxmlformats.org/drawingml/2006/picture">
-                <pic:pic xmlns:pic="http://schemas.openxmlformats.org/drawingml/2006/picture">
-                  <pic:nvPicPr>
-                    <pic:cNvPr id="0" name="" descr=""/>
-                    <pic:cNvPicPr>
-                      <a:picLocks noChangeAspect="1" noChangeArrowheads="1"/>
-                    </pic:cNvPicPr>
-                  </pic:nvPicPr>
-                  <pic:blipFill>
-                    <a:blip r:embed="rId13" cstate="none"/>
-                    <a:srcRect/>
-                    <a:stretch>
-                      <a:fillRect/>
-                    </a:stretch>
-                  </pic:blipFill>
-                  <pic:spPr bwMode="auto">
-                    <a:xfrm>
-                      <a:off x="0" y="0"/>
-                      <a:ext cx="1047750" cy="790575"/>
-                    </a:xfrm>
-                    <a:prstGeom prst="rect">
-                      <a:avLst/>
-                    </a:prstGeom>
-                  </pic:spPr>
-                </pic:pic>
-              </a:graphicData>
-            </a:graphic>
-          </wp:inline>
-        </w:drawing>
-      </w:r>
-    </w:p>
-    <w:p>
-      <w:pPr>
-        <w:keepNext/>
-        <w:spacing w:after="120"/>
-      </w:pPr>
-      <w:r>
-        <w:rPr>
-          <w:b/>
-          <w:bCs/>
-        </w:rPr>
-        <w:t xml:space="preserve">Volume of Rectangular Prisms (Volumen de prismas rectangulares)</w:t>
-      </w:r>
-      <w:r>
-        <w:t xml:space="preserve"> — The space inside a rectangular prism. Formula: V = Bh = l × w × h.</w:t>
-      </w:r>
-    </w:p>
-    <w:p>
-      <w:pPr>
-        <w:keepNext/>
-        <w:spacing w:after="20" w:before="80"/>
-        <w:jc w:val="center"/>
-      </w:pPr>
-      <w:r>
-        <w:drawing>
-          <wp:inline distT="0" distB="0" distL="0" distR="0">
-            <wp:extent cx="1047750" cy="790575"/>
-            <wp:effectExtent t="0" r="0" b="0" l="0"/>
-            <wp:docPr id="1" name="" descr="" title=""/>
-            <wp:cNvGraphicFramePr>
-              <a:graphicFrameLocks xmlns:a="http://schemas.openxmlformats.org/drawingml/2006/main" noChangeAspect="1"/>
-            </wp:cNvGraphicFramePr>
-            <a:graphic xmlns:a="http://schemas.openxmlformats.org/drawingml/2006/main">
-              <a:graphicData uri="http://schemas.openxmlformats.org/drawingml/2006/picture">
-                <pic:pic xmlns:pic="http://schemas.openxmlformats.org/drawingml/2006/picture">
-                  <pic:nvPicPr>
-                    <pic:cNvPr id="0" name="" descr=""/>
-                    <pic:cNvPicPr>
-                      <a:picLocks noChangeAspect="1" noChangeArrowheads="1"/>
-                    </pic:cNvPicPr>
-                  </pic:nvPicPr>
-                  <pic:blipFill>
-                    <a:blip r:embed="rId18" cstate="none"/>
-                    <a:srcRect/>
-                    <a:stretch>
-                      <a:fillRect/>
-                    </a:stretch>
-                  </pic:blipFill>
-                  <pic:spPr bwMode="auto">
-                    <a:xfrm>
-                      <a:off x="0" y="0"/>
-                      <a:ext cx="1047750" cy="790575"/>
-                    </a:xfrm>
-                    <a:prstGeom prst="rect">
-                      <a:avLst/>
-                    </a:prstGeom>
-                  </pic:spPr>
-                </pic:pic>
-              </a:graphicData>
-            </a:graphic>
-          </wp:inline>
-        </w:drawing>
-      </w:r>
-    </w:p>
-    <w:p>
-      <w:pPr>
-        <w:keepNext/>
-        <w:spacing w:after="120"/>
-      </w:pPr>
-      <w:r>
-        <w:rPr>
-          <w:b/>
-          <w:bCs/>
-        </w:rPr>
-        <w:t xml:space="preserve">Surface area (Área de superficie)</w:t>
-      </w:r>
-      <w:r>
-        <w:t xml:space="preserve"> — The total area of all the flat sides of a solid.</w:t>
-      </w:r>
-    </w:p>
-    <w:p>
-      <w:pPr>
-        <w:keepNext/>
-        <w:spacing w:after="20" w:before="80"/>
-        <w:jc w:val="center"/>
-      </w:pPr>
-      <w:r>
-        <w:drawing>
-          <wp:inline distT="0" distB="0" distL="0" distR="0">
-            <wp:extent cx="1047750" cy="790575"/>
-            <wp:effectExtent t="0" r="0" b="0" l="0"/>
-            <wp:docPr id="1" name="" descr="" title=""/>
-            <wp:cNvGraphicFramePr>
-              <a:graphicFrameLocks xmlns:a="http://schemas.openxmlformats.org/drawingml/2006/main" noChangeAspect="1"/>
-            </wp:cNvGraphicFramePr>
-            <a:graphic xmlns:a="http://schemas.openxmlformats.org/drawingml/2006/main">
-              <a:graphicData uri="http://schemas.openxmlformats.org/drawingml/2006/picture">
-                <pic:pic xmlns:pic="http://schemas.openxmlformats.org/drawingml/2006/picture">
-                  <pic:nvPicPr>
-                    <pic:cNvPr id="0" name="" descr=""/>
-                    <pic:cNvPicPr>
-                      <a:picLocks noChangeAspect="1" noChangeArrowheads="1"/>
-                    </pic:cNvPicPr>
-                  </pic:nvPicPr>
-                  <pic:blipFill>
-                    <a:blip r:embed="rId19" cstate="none"/>
-                    <a:srcRect/>
-                    <a:stretch>
-                      <a:fillRect/>
-                    </a:stretch>
-                  </pic:blipFill>
-                  <pic:spPr bwMode="auto">
-                    <a:xfrm>
-                      <a:off x="0" y="0"/>
-                      <a:ext cx="1047750" cy="790575"/>
-                    </a:xfrm>
-                    <a:prstGeom prst="rect">
-                      <a:avLst/>
-                    </a:prstGeom>
-                  </pic:spPr>
-                </pic:pic>
-              </a:graphicData>
-            </a:graphic>
-          </wp:inline>
-        </w:drawing>
-      </w:r>
-    </w:p>
-    <w:p>
-      <w:pPr>
-        <w:keepNext/>
-        <w:spacing w:after="120"/>
-      </w:pPr>
-      <w:r>
-        <w:rPr>
-          <w:b/>
-          <w:bCs/>
-        </w:rPr>
-        <w:t xml:space="preserve">Pyramid (Pirámide)</w:t>
-      </w:r>
-      <w:r>
-        <w:t xml:space="preserve"> — A solid with a flat bottom and triangle sides that meet at one point on top.</w:t>
-      </w:r>
-    </w:p>
-    <w:p>
-      <w:pPr>
-        <w:keepNext/>
-        <w:spacing w:after="20" w:before="80"/>
-        <w:jc w:val="center"/>
-      </w:pPr>
-      <w:r>
-        <w:drawing>
-          <wp:inline distT="0" distB="0" distL="0" distR="0">
-            <wp:extent cx="1047750" cy="790575"/>
-            <wp:effectExtent t="0" r="0" b="0" l="0"/>
-            <wp:docPr id="1" name="" descr="" title=""/>
-            <wp:cNvGraphicFramePr>
-              <a:graphicFrameLocks xmlns:a="http://schemas.openxmlformats.org/drawingml/2006/main" noChangeAspect="1"/>
-            </wp:cNvGraphicFramePr>
-            <a:graphic xmlns:a="http://schemas.openxmlformats.org/drawingml/2006/main">
-              <a:graphicData uri="http://schemas.openxmlformats.org/drawingml/2006/picture">
-                <pic:pic xmlns:pic="http://schemas.openxmlformats.org/drawingml/2006/picture">
-                  <pic:nvPicPr>
-                    <pic:cNvPr id="0" name="" descr=""/>
-                    <pic:cNvPicPr>
-                      <a:picLocks noChangeAspect="1" noChangeArrowheads="1"/>
-                    </pic:cNvPicPr>
-                  </pic:nvPicPr>
-                  <pic:blipFill>
-                    <a:blip r:embed="rId20" cstate="none"/>
-                    <a:srcRect/>
-                    <a:stretch>
-                      <a:fillRect/>
-                    </a:stretch>
-                  </pic:blipFill>
-                  <pic:spPr bwMode="auto">
-                    <a:xfrm>
-                      <a:off x="0" y="0"/>
-                      <a:ext cx="1047750" cy="790575"/>
-                    </a:xfrm>
-                    <a:prstGeom prst="rect">
-                      <a:avLst/>
-                    </a:prstGeom>
-                  </pic:spPr>
-                </pic:pic>
-              </a:graphicData>
-            </a:graphic>
-          </wp:inline>
-        </w:drawing>
-      </w:r>
-    </w:p>
-    <w:p>
-      <w:pPr>
-        <w:keepNext/>
-        <w:spacing w:after="120"/>
-      </w:pPr>
-      <w:r>
-        <w:rPr>
-          <w:b/>
-          <w:bCs/>
-        </w:rPr>
         <w:t xml:space="preserve">Regular Polygon (Polígono regular)</w:t>
       </w:r>
       <w:r>
@@ -1154,7 +713,7 @@
         <w:spacing w:after="40" w:before="0"/>
       </w:pPr>
       <w:r>
-        <w:t xml:space="preserve">     A. 72 sq ft</w:t>
+        <w:t xml:space="preserve">     A. 12 sq ft</w:t>
       </w:r>
     </w:p>
     <w:p>
@@ -1170,7 +729,7 @@
         <w:spacing w:after="40" w:before="0"/>
       </w:pPr>
       <w:r>
-        <w:t xml:space="preserve">     C. 12 sq ft</w:t>
+        <w:t xml:space="preserve">     C. 72 sq ft</w:t>
       </w:r>
     </w:p>
     <w:p>
@@ -1209,23 +768,23 @@
         <w:spacing w:after="40" w:before="0"/>
       </w:pPr>
       <w:r>
-        <w:t xml:space="preserve">     A. 130 sq ft</w:t>
-      </w:r>
-    </w:p>
-    <w:p>
-      <w:pPr>
-        <w:spacing w:after="40" w:before="0"/>
-      </w:pPr>
-      <w:r>
-        <w:t xml:space="preserve">     B. 150 sq ft</w:t>
-      </w:r>
-    </w:p>
-    <w:p>
-      <w:pPr>
-        <w:spacing w:after="40" w:before="0"/>
-      </w:pPr>
-      <w:r>
-        <w:t xml:space="preserve">     C. 20 sq ft</w:t>
+        <w:t xml:space="preserve">     A. 20 sq ft</w:t>
+      </w:r>
+    </w:p>
+    <w:p>
+      <w:pPr>
+        <w:spacing w:after="40" w:before="0"/>
+      </w:pPr>
+      <w:r>
+        <w:t xml:space="preserve">     B. 130 sq ft</w:t>
+      </w:r>
+    </w:p>
+    <w:p>
+      <w:pPr>
+        <w:spacing w:after="40" w:before="0"/>
+      </w:pPr>
+      <w:r>
+        <w:t xml:space="preserve">     C. 150 sq ft</w:t>
       </w:r>
     </w:p>
     <w:p>
@@ -1759,31 +1318,31 @@
         <w:spacing w:after="40" w:before="0"/>
       </w:pPr>
       <w:r>
-        <w:t xml:space="preserve">     A. Bin B by 12 in³</w:t>
-      </w:r>
-    </w:p>
-    <w:p>
-      <w:pPr>
-        <w:spacing w:after="40" w:before="0"/>
-      </w:pPr>
-      <w:r>
-        <w:t xml:space="preserve">     B. Bin A by 12 in³</w:t>
-      </w:r>
-    </w:p>
-    <w:p>
-      <w:pPr>
-        <w:spacing w:after="40" w:before="0"/>
-      </w:pPr>
-      <w:r>
-        <w:t xml:space="preserve">     C. Bin B by 24 in³</w:t>
-      </w:r>
-    </w:p>
-    <w:p>
-      <w:pPr>
-        <w:spacing w:after="40" w:before="0"/>
-      </w:pPr>
-      <w:r>
-        <w:t xml:space="preserve">     D. They hold the same</w:t>
+        <w:t xml:space="preserve">     A. Bin A by 12 in³</w:t>
+      </w:r>
+    </w:p>
+    <w:p>
+      <w:pPr>
+        <w:spacing w:after="40" w:before="0"/>
+      </w:pPr>
+      <w:r>
+        <w:t xml:space="preserve">     B. Bin B by 24 in³</w:t>
+      </w:r>
+    </w:p>
+    <w:p>
+      <w:pPr>
+        <w:spacing w:after="40" w:before="0"/>
+      </w:pPr>
+      <w:r>
+        <w:t xml:space="preserve">     C. They hold the same</w:t>
+      </w:r>
+    </w:p>
+    <w:p>
+      <w:pPr>
+        <w:spacing w:after="40" w:before="0"/>
+      </w:pPr>
+      <w:r>
+        <w:t xml:space="preserve">     D. Bin B by 12 in³</w:t>
       </w:r>
     </w:p>
     <w:p>
@@ -1903,7 +1462,7 @@
         <w:spacing w:after="40" w:before="0"/>
       </w:pPr>
       <w:r>
-        <w:t xml:space="preserve">     A. 150 cm²</w:t>
+        <w:t xml:space="preserve">     A. 30 cm²</w:t>
       </w:r>
     </w:p>
     <w:p>
@@ -1919,15 +1478,15 @@
         <w:spacing w:after="40" w:before="0"/>
       </w:pPr>
       <w:r>
-        <w:t xml:space="preserve">     C. 150 cm³</w:t>
-      </w:r>
-    </w:p>
-    <w:p>
-      <w:pPr>
-        <w:spacing w:after="40" w:before="0"/>
-      </w:pPr>
-      <w:r>
-        <w:t xml:space="preserve">     D. 30 cm²</w:t>
+        <w:t xml:space="preserve">     C. 150 cm²</w:t>
+      </w:r>
+    </w:p>
+    <w:p>
+      <w:pPr>
+        <w:spacing w:after="40" w:before="0"/>
+      </w:pPr>
+      <w:r>
+        <w:t xml:space="preserve">     D. 150 cm³</w:t>
       </w:r>
     </w:p>
     <w:p>
@@ -2047,7 +1606,7 @@
         <w:spacing w:after="40" w:before="0"/>
       </w:pPr>
       <w:r>
-        <w:t xml:space="preserve">     A. 184 in²</w:t>
+        <w:t xml:space="preserve">     A. 124 in²</w:t>
       </w:r>
     </w:p>
     <w:p>
@@ -2063,7 +1622,7 @@
         <w:spacing w:after="40" w:before="0"/>
       </w:pPr>
       <w:r>
-        <w:t xml:space="preserve">     C. 124 in²</w:t>
+        <w:t xml:space="preserve">     C. 184 in²</w:t>
       </w:r>
     </w:p>
     <w:p>
@@ -2193,7 +1752,7 @@
           <w:b/>
           <w:bCs/>
         </w:rPr>
-        <w:t xml:space="preserve">1. A. 72 sq ft</w:t>
+        <w:t xml:space="preserve">1. C. 72 sq ft</w:t>
       </w:r>
     </w:p>
     <w:p>
@@ -2225,7 +1784,7 @@
           <w:b/>
           <w:bCs/>
         </w:rPr>
-        <w:t xml:space="preserve">2. A. 130 sq ft</w:t>
+        <w:t xml:space="preserve">2. B. 130 sq ft</w:t>
       </w:r>
     </w:p>
     <w:p>
@@ -2345,7 +1904,7 @@
           <w:b/>
           <w:bCs/>
         </w:rPr>
-        <w:t xml:space="preserve">5. A. Bin B by 12 in³</w:t>
+        <w:t xml:space="preserve">5. D. Bin B by 12 in³</w:t>
       </w:r>
     </w:p>
     <w:p>
@@ -2413,7 +1972,7 @@
           <w:b/>
           <w:bCs/>
         </w:rPr>
-        <w:t xml:space="preserve">7. A. 150 cm²</w:t>
+        <w:t xml:space="preserve">7. C. 150 cm²</w:t>
       </w:r>
     </w:p>
     <w:p>
@@ -2481,7 +2040,7 @@
           <w:b/>
           <w:bCs/>
         </w:rPr>
-        <w:t xml:space="preserve">9. A. 184 in²</w:t>
+        <w:t xml:space="preserve">9. C. 184 in²</w:t>
       </w:r>
     </w:p>
     <w:p>
@@ -2726,7 +2285,14 @@
 <file path=word/styles.xml><?xml version="1.0" encoding="utf-8"?>
 <w:styles xmlns:mc="http://schemas.openxmlformats.org/markup-compatibility/2006" xmlns:r="http://schemas.openxmlformats.org/officeDocument/2006/relationships" xmlns:w="http://schemas.openxmlformats.org/wordprocessingml/2006/main" xmlns:w14="http://schemas.microsoft.com/office/word/2010/wordml" xmlns:w15="http://schemas.microsoft.com/office/word/2012/wordml" mc:Ignorable="w14 w15">
   <w:docDefaults>
-    <w:rPrDefault/>
+    <w:rPrDefault>
+      <w:rPr>
+        <w:rFonts w:ascii="Arial" w:cs="Arial" w:eastAsia="Arial" w:hAnsi="Arial"/>
+        <w:sz w:val="22"/>
+        <w:szCs w:val="22"/>
+        <w:lang w:val="en-US"/>
+      </w:rPr>
+    </w:rPrDefault>
     <w:pPrDefault/>
   </w:docDefaults>
   <w:style w:type="paragraph" w:styleId="Title">
@@ -2744,10 +2310,16 @@
     <w:basedOn w:val="Normal"/>
     <w:next w:val="Normal"/>
     <w:qFormat/>
+    <w:pPr>
+      <w:keepNext/>
+    </w:pPr>
     <w:rPr>
-      <w:color w:val="2E74B5"/>
-      <w:sz w:val="32"/>
-      <w:szCs w:val="32"/>
+      <w:rFonts w:ascii="Arial" w:cs="Arial" w:eastAsia="Arial" w:hAnsi="Arial"/>
+      <w:b/>
+      <w:bCs/>
+      <w:color w:val="183E56"/>
+      <w:sz w:val="34"/>
+      <w:szCs w:val="34"/>
     </w:rPr>
   </w:style>
   <w:style w:type="paragraph" w:styleId="Heading2">
@@ -2755,8 +2327,14 @@
     <w:basedOn w:val="Normal"/>
     <w:next w:val="Normal"/>
     <w:qFormat/>
+    <w:pPr>
+      <w:keepNext/>
+    </w:pPr>
     <w:rPr>
-      <w:color w:val="2E74B5"/>
+      <w:rFonts w:ascii="Arial" w:cs="Arial" w:eastAsia="Arial" w:hAnsi="Arial"/>
+      <w:b/>
+      <w:bCs/>
+      <w:color w:val="176B70"/>
       <w:sz w:val="26"/>
       <w:szCs w:val="26"/>
     </w:rPr>

--- a/lessons/5-10-catchup/homework.docx
+++ b/lessons/5-10-catchup/homework.docx
@@ -1723,380 +1723,6 @@
           <w:color w:val="BBBBBB"/>
         </w:rPr>
         <w:t xml:space="preserve">______________________________________________________________________</w:t>
-      </w:r>
-    </w:p>
-    <w:p>
-      <w:r>
-        <w:br w:type="page"/>
-      </w:r>
-    </w:p>
-    <w:p>
-      <w:pPr>
-        <w:pStyle w:val="Heading1"/>
-        <w:spacing w:after="120"/>
-      </w:pPr>
-      <w:r>
-        <w:rPr>
-          <w:b/>
-          <w:bCs/>
-        </w:rPr>
-        <w:t xml:space="preserve">Answer Key (Teacher)</w:t>
-      </w:r>
-    </w:p>
-    <w:p>
-      <w:pPr>
-        <w:spacing w:after="40" w:before="0"/>
-      </w:pPr>
-      <w:r>
-        <w:rPr>
-          <w:b/>
-          <w:bCs/>
-        </w:rPr>
-        <w:t xml:space="preserve">1. C. 72 sq ft</w:t>
-      </w:r>
-    </w:p>
-    <w:p>
-      <w:pPr>
-        <w:spacing w:after="20" w:before="0"/>
-      </w:pPr>
-      <w:r>
-        <w:t xml:space="preserve">     Area 1 = 10 × 6 = 60 sq ft. Area 2 = 4 × 3 = 12 sq ft. Total = 60 + 12 = 72 sq ft.</w:t>
-      </w:r>
-    </w:p>
-    <w:p>
-      <w:pPr>
-        <w:spacing w:after="80" w:before="0"/>
-      </w:pPr>
-      <w:r>
-        <w:rPr>
-          <w:i/>
-          <w:iCs/>
-        </w:rPr>
-        <w:t xml:space="preserve">     Watch for: A common mistake in Volume of Rectangular Prisms is rounding a fractional edge length to the nearest whole number before multiplying, instead of using the exact fraction or decimal. For a box that is 2 ft × 1.5 ft × 1 ft, a student might round 1.5 down to 1 and compute 2 × 1 × 1 = 2 ft³, but the correct volume uses the exact edge length: 2 × 1.5 × 1 = 3 ft³ — a full cubic foot larger. Before you submit, ask: 'Did I multiply using the exact fractional or decimal edge length, or did I round it off first?'</w:t>
-      </w:r>
-    </w:p>
-    <w:p>
-      <w:pPr>
-        <w:spacing w:after="40" w:before="0"/>
-      </w:pPr>
-      <w:r>
-        <w:rPr>
-          <w:b/>
-          <w:bCs/>
-        </w:rPr>
-        <w:t xml:space="preserve">2. B. 130 sq ft</w:t>
-      </w:r>
-    </w:p>
-    <w:p>
-      <w:pPr>
-        <w:spacing w:after="20" w:before="0"/>
-      </w:pPr>
-      <w:r>
-        <w:t xml:space="preserve">     Patio = 15 × 10 = 150 sq ft. Cutout = 5 × 4 = 20 sq ft. Remaining = 150 − 20 = 130 sq ft.</w:t>
-      </w:r>
-    </w:p>
-    <w:p>
-      <w:pPr>
-        <w:spacing w:after="80" w:before="0"/>
-      </w:pPr>
-      <w:r>
-        <w:rPr>
-          <w:i/>
-          <w:iCs/>
-        </w:rPr>
-        <w:t xml:space="preserve">     Watch for: A common mistake in Volume of Rectangular Prisms is rounding a fractional edge length to the nearest whole number before multiplying, instead of using the exact fraction or decimal. For a box that is 2 ft × 1.5 ft × 1 ft, a student might round 1.5 down to 1 and compute 2 × 1 × 1 = 2 ft³, but the correct volume uses the exact edge length: 2 × 1.5 × 1 = 3 ft³ — a full cubic foot larger. Before you submit, ask: 'Did I multiply using the exact fractional or decimal edge length, or did I round it off first?'</w:t>
-      </w:r>
-    </w:p>
-    <w:p>
-      <w:pPr>
-        <w:spacing w:after="40" w:before="0"/>
-      </w:pPr>
-      <w:r>
-        <w:rPr>
-          <w:b/>
-          <w:bCs/>
-        </w:rPr>
-        <w:t xml:space="preserve">3. (Lesson 5.4) Spot the Common Mistake</w:t>
-      </w:r>
-    </w:p>
-    <w:p>
-      <w:pPr>
-        <w:spacing w:after="20" w:before="0"/>
-      </w:pPr>
-      <w:r>
-        <w:t xml:space="preserve">     The mistake is in Step 4.</w:t>
-      </w:r>
-    </w:p>
-    <w:p>
-      <w:pPr>
-        <w:spacing w:after="20" w:before="0"/>
-      </w:pPr>
-      <w:r>
-        <w:t xml:space="preserve">     Correct work: The closet is cut out, so subtract its area instead of adding it. Usable area = 144 − 20 = 124 sq ft.</w:t>
-      </w:r>
-    </w:p>
-    <w:p>
-      <w:pPr>
-        <w:spacing w:after="80" w:before="0"/>
-      </w:pPr>
-      <w:r>
-        <w:t xml:space="preserve">     Watch for: Both areas are found correctly, 144 sq ft and 20 sq ft, but the final step adds them. The closet was cut out of the floor, so its 20 sq ft is not usable space — subtract it: 144 − 20 = 124 sq ft. An answer of 164 sq ft should also look wrong, since usable floor can never exceed the whole 144 sq ft floor.</w:t>
-      </w:r>
-    </w:p>
-    <w:p>
-      <w:pPr>
-        <w:spacing w:after="40" w:before="0"/>
-      </w:pPr>
-      <w:r>
-        <w:rPr>
-          <w:b/>
-          <w:bCs/>
-        </w:rPr>
-        <w:t xml:space="preserve">4. Table</w:t>
-      </w:r>
-    </w:p>
-    <w:p>
-      <w:pPr>
-        <w:spacing w:after="20" w:before="0"/>
-      </w:pPr>
-      <w:r>
-        <w:t xml:space="preserve">     L-shaped deck — Total Area: 68 sq ft</w:t>
-      </w:r>
-    </w:p>
-    <w:p>
-      <w:pPr>
-        <w:spacing w:after="20" w:before="0"/>
-      </w:pPr>
-      <w:r>
-        <w:t xml:space="preserve">     Floor with alcove — Total Area: 105 sq ft</w:t>
-      </w:r>
-    </w:p>
-    <w:p>
-      <w:pPr>
-        <w:spacing w:after="20" w:before="0"/>
-      </w:pPr>
-      <w:r>
-        <w:t xml:space="preserve">     Wall with window cutout — Total Area: 102 sq ft</w:t>
-      </w:r>
-    </w:p>
-    <w:p>
-      <w:pPr>
-        <w:spacing w:after="20" w:before="0"/>
-      </w:pPr>
-      <w:r>
-        <w:t xml:space="preserve">     Courtyard with fountain cutout — Total Area: 164 sq ft</w:t>
-      </w:r>
-    </w:p>
-    <w:p>
-      <w:pPr>
-        <w:spacing w:after="40" w:before="0"/>
-      </w:pPr>
-      <w:r>
-        <w:t xml:space="preserve"/>
-      </w:r>
-    </w:p>
-    <w:p>
-      <w:pPr>
-        <w:spacing w:after="40" w:before="0"/>
-      </w:pPr>
-      <w:r>
-        <w:rPr>
-          <w:b/>
-          <w:bCs/>
-        </w:rPr>
-        <w:t xml:space="preserve">5. D. Bin B by 12 in³</w:t>
-      </w:r>
-    </w:p>
-    <w:p>
-      <w:pPr>
-        <w:spacing w:after="20" w:before="0"/>
-      </w:pPr>
-      <w:r>
-        <w:t xml:space="preserve">     Bin A: 8 × 6 × 5 = 240 in³. Bin B: 9 × 4 × 7 = 252 in³. Bin B holds 12 in³ more.</w:t>
-      </w:r>
-    </w:p>
-    <w:p>
-      <w:pPr>
-        <w:spacing w:after="80" w:before="0"/>
-      </w:pPr>
-      <w:r>
-        <w:rPr>
-          <w:i/>
-          <w:iCs/>
-        </w:rPr>
-        <w:t xml:space="preserve">     Watch for: A common mistake in Volume of Rectangular Prisms is rounding a fractional edge length to the nearest whole number before multiplying, instead of using the exact fraction or decimal. For a box that is 2 ft × 1.5 ft × 1 ft, a student might round 1.5 down to 1 and compute 2 × 1 × 1 = 2 ft³, but the correct volume uses the exact edge length: 2 × 1.5 × 1 = 3 ft³ — a full cubic foot larger. Before you submit, ask: 'Did I multiply using the exact fractional or decimal edge length, or did I round it off first?'</w:t>
-      </w:r>
-    </w:p>
-    <w:p>
-      <w:pPr>
-        <w:spacing w:after="40" w:before="0"/>
-      </w:pPr>
-      <w:r>
-        <w:rPr>
-          <w:b/>
-          <w:bCs/>
-        </w:rPr>
-        <w:t xml:space="preserve">6. (Lesson 5.5) Added the Last Edge</w:t>
-      </w:r>
-    </w:p>
-    <w:p>
-      <w:pPr>
-        <w:spacing w:after="20" w:before="0"/>
-      </w:pPr>
-      <w:r>
-        <w:t xml:space="preserve">     The mistake is in Step 3.</w:t>
-      </w:r>
-    </w:p>
-    <w:p>
-      <w:pPr>
-        <w:spacing w:after="20" w:before="0"/>
-      </w:pPr>
-      <w:r>
-        <w:t xml:space="preserve">     Correct work: The student multiplied the first two edges correctly (6 × 5 = 30) but then added the height instead of multiplying it. Every edge must be multiplied: V = 6 × 5 × 3 = 90 cubic units.</w:t>
-      </w:r>
-    </w:p>
-    <w:p>
-      <w:pPr>
-        <w:spacing w:after="80" w:before="0"/>
-      </w:pPr>
-      <w:r>
-        <w:t xml:space="preserve">     Watch for: The Calculate step starts fine with 6 × 5 = 30, but then the student writes + 3 instead of × 3, landing on 33. Volume multiplies every edge, so the correct work is V = 6 × 5 × 3 = 90 cubic units.</w:t>
-      </w:r>
-    </w:p>
-    <w:p>
-      <w:pPr>
-        <w:spacing w:after="40" w:before="0"/>
-      </w:pPr>
-      <w:r>
-        <w:rPr>
-          <w:b/>
-          <w:bCs/>
-        </w:rPr>
-        <w:t xml:space="preserve">7. C. 150 cm²</w:t>
-      </w:r>
-    </w:p>
-    <w:p>
-      <w:pPr>
-        <w:spacing w:after="20" w:before="0"/>
-      </w:pPr>
-      <w:r>
-        <w:t xml:space="preserve">     A cube has 6 identical faces. Each face: 5 × 5 = 25 cm². Total SA = 6 × 25 = 150 cm².</w:t>
-      </w:r>
-    </w:p>
-    <w:p>
-      <w:pPr>
-        <w:spacing w:after="80" w:before="0"/>
-      </w:pPr>
-      <w:r>
-        <w:rPr>
-          <w:i/>
-          <w:iCs/>
-        </w:rPr>
-        <w:t xml:space="preserve">     Watch for: A common mistake in Volume of Rectangular Prisms is rounding a fractional edge length to the nearest whole number before multiplying, instead of using the exact fraction or decimal. For a box that is 2 ft × 1.5 ft × 1 ft, a student might round 1.5 down to 1 and compute 2 × 1 × 1 = 2 ft³, but the correct volume uses the exact edge length: 2 × 1.5 × 1 = 3 ft³ — a full cubic foot larger. Before you submit, ask: 'Did I multiply using the exact fractional or decimal edge length, or did I round it off first?'</w:t>
-      </w:r>
-    </w:p>
-    <w:p>
-      <w:pPr>
-        <w:spacing w:after="40" w:before="0"/>
-      </w:pPr>
-      <w:r>
-        <w:rPr>
-          <w:b/>
-          <w:bCs/>
-        </w:rPr>
-        <w:t xml:space="preserve">8. (Lesson 5.6) Spot the Mistake — One Pair Was Not Doubled</w:t>
-      </w:r>
-    </w:p>
-    <w:p>
-      <w:pPr>
-        <w:spacing w:after="20" w:before="0"/>
-      </w:pPr>
-      <w:r>
-        <w:t xml:space="preserve">     The mistake is in Step 3.</w:t>
-      </w:r>
-    </w:p>
-    <w:p>
-      <w:pPr>
-        <w:spacing w:after="20" w:before="0"/>
-      </w:pPr>
-      <w:r>
-        <w:t xml:space="preserve">     Correct work: The student doubled the first two pairs but forgot to double the left/right pair. There are two 20 in² faces, so it should be 2(20) = 40, not 20. Correct: SA = 70 + 56 + 40 = 166 in².</w:t>
-      </w:r>
-    </w:p>
-    <w:p>
-      <w:pPr>
-        <w:spacing w:after="80" w:before="0"/>
-      </w:pPr>
-      <w:r>
-        <w:t xml:space="preserve">     Watch for: The three face areas are right, but the formula line doubles only the first two pairs. The left and right faces are each 5 × 4 = 20 in², so that pair contributes 2(20) = 40 in², not 20 in². The correct total is SA = 70 + 56 + 40 = 166 in².</w:t>
-      </w:r>
-    </w:p>
-    <w:p>
-      <w:pPr>
-        <w:spacing w:after="40" w:before="0"/>
-      </w:pPr>
-      <w:r>
-        <w:rPr>
-          <w:b/>
-          <w:bCs/>
-        </w:rPr>
-        <w:t xml:space="preserve">9. C. 184 in²</w:t>
-      </w:r>
-    </w:p>
-    <w:p>
-      <w:pPr>
-        <w:spacing w:after="20" w:before="0"/>
-      </w:pPr>
-      <w:r>
-        <w:t xml:space="preserve">     Triangular bases: 2 × (½ × 6 × 4) = 24 in². Three rectangular faces: 6(10) + 5(10) + 5(10) = 60 + 50 + 50 = 160 in². SA = 24 + 160 = 184 in².</w:t>
-      </w:r>
-    </w:p>
-    <w:p>
-      <w:pPr>
-        <w:spacing w:after="80" w:before="0"/>
-      </w:pPr>
-      <w:r>
-        <w:rPr>
-          <w:i/>
-          <w:iCs/>
-        </w:rPr>
-        <w:t xml:space="preserve">     Watch for: A common mistake in Volume of Rectangular Prisms is rounding a fractional edge length to the nearest whole number before multiplying, instead of using the exact fraction or decimal. For a box that is 2 ft × 1.5 ft × 1 ft, a student might round 1.5 down to 1 and compute 2 × 1 × 1 = 2 ft³, but the correct volume uses the exact edge length: 2 × 1.5 × 1 = 3 ft³ — a full cubic foot larger. Before you submit, ask: 'Did I multiply using the exact fractional or decimal edge length, or did I round it off first?'</w:t>
-      </w:r>
-    </w:p>
-    <w:p>
-      <w:pPr>
-        <w:spacing w:after="40" w:before="0"/>
-      </w:pPr>
-      <w:r>
-        <w:rPr>
-          <w:b/>
-          <w:bCs/>
-        </w:rPr>
-        <w:t xml:space="preserve">10. (Lesson 5.7) Spot the Common Mistake — Surface Area or Volume?</w:t>
-      </w:r>
-    </w:p>
-    <w:p>
-      <w:pPr>
-        <w:spacing w:after="20" w:before="0"/>
-      </w:pPr>
-      <w:r>
-        <w:t xml:space="preserve">     The mistake is in Step 3.</w:t>
-      </w:r>
-    </w:p>
-    <w:p>
-      <w:pPr>
-        <w:spacing w:after="20" w:before="0"/>
-      </w:pPr>
-      <w:r>
-        <w:t xml:space="preserve">     Correct work: Multiplying l × w × h gives the VOLUME (84 in³), not surface area. Add all six faces: SA = 2(7×4) + 2(7×3) + 2(4×3) = 56 + 42 + 24 = 122 in².</w:t>
-      </w:r>
-    </w:p>
-    <w:p>
-      <w:pPr>
-        <w:spacing w:after="80" w:before="0"/>
-      </w:pPr>
-      <w:r>
-        <w:t xml:space="preserve">     Watch for: In the Calculate step the student multiplied 7 × 4 × 3, which fills the inside of the box — that is volume, 84 in³, not surface area. Surface area covers the outside, so add all six faces: 2(7×4) + 2(7×3) + 2(4×3) = 56 + 42 + 24 = 122 in².</w:t>
       </w:r>
     </w:p>
     <w:sectPr>
